--- a/resume.docx
+++ b/resume.docx
@@ -253,7 +253,7 @@
           </mc:Choice>
           <mc:Fallback>
             <w:pict>
-              <v:group w14:anchorId="54CE0F1D" id="组合 25" o:spid="_x0000_s1026" style="width:530.65pt;height:.8pt;mso-position-horizontal-relative:char;mso-position-vertical-relative:line" coordsize="10613,16" o:gfxdata="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">
+              <v:group w14:anchorId="1513ED18" id="组合 25" o:spid="_x0000_s1026" style="width:530.65pt;height:.8pt;mso-position-horizontal-relative:char;mso-position-vertical-relative:line" coordsize="10613,16" o:gfxdata="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">
                 <v:line id="直线 26" o:spid="_x0000_s1027" style="position:absolute;visibility:visible;mso-wrap-style:square" from="0,8" to="10613,8" o:connectortype="straight" o:gfxdata="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" strokecolor="#404040" strokeweight=".27094mm"/>
                 <w10:anchorlock/>
               </v:group>
@@ -495,18 +495,18 @@
         </w:rPr>
         <w:t>实验室：</w:t>
       </w:r>
-      <w:r>
-        <w:fldChar w:fldCharType="begin"/>
-      </w:r>
-      <w:r>
-        <w:rPr>
-          <w:lang w:eastAsia="zh-CN"/>
-        </w:rPr>
-        <w:instrText xml:space="preserve"> HYPERLINK "http://www.fudan-disc.com/" </w:instrText>
-      </w:r>
-      <w:r>
-        <w:fldChar w:fldCharType="separate"/>
-      </w:r>
+      <w:hyperlink r:id="rId12" w:history="1">
+        <w:r>
+          <w:rPr>
+            <w:rStyle w:val="af"/>
+            <w:rFonts w:hint="eastAsia"/>
+            <w:color w:val="auto"/>
+            <w:u w:val="none"/>
+            <w:lang w:eastAsia="zh-CN"/>
+          </w:rPr>
+          <w:t>复旦大学数据智能与社会计算实验室</w:t>
+        </w:r>
+      </w:hyperlink>
       <w:r>
         <w:rPr>
           <w:rStyle w:val="af"/>
@@ -515,70 +515,20 @@
           <w:u w:val="none"/>
           <w:lang w:eastAsia="zh-CN"/>
         </w:rPr>
-        <w:t>复旦大学数据智能与社会计算实验室</w:t>
-      </w:r>
-      <w:r>
-        <w:rPr>
-          <w:rStyle w:val="af"/>
-          <w:color w:val="auto"/>
-          <w:u w:val="none"/>
-          <w:lang w:eastAsia="zh-CN"/>
-        </w:rPr>
-        <w:fldChar w:fldCharType="end"/>
-      </w:r>
-      <w:r>
-        <w:rPr>
-          <w:rStyle w:val="af"/>
-          <w:rFonts w:hint="eastAsia"/>
-          <w:color w:val="auto"/>
-          <w:u w:val="none"/>
-          <w:lang w:eastAsia="zh-CN"/>
-        </w:rPr>
         <w:t>（导师：</w:t>
       </w:r>
-      <w:r>
-        <w:rPr>
-          <w:color w:val="000000" w:themeColor="text1"/>
-        </w:rPr>
-        <w:fldChar w:fldCharType="begin"/>
-      </w:r>
-      <w:r>
-        <w:rPr>
-          <w:color w:val="000000" w:themeColor="text1"/>
-          <w:lang w:eastAsia="zh-CN"/>
-        </w:rPr>
-        <w:instrText>HYPERLINK "http://www.sdspeople.fudan.edu.cn/zywei/"</w:instrText>
-      </w:r>
-      <w:r>
-        <w:rPr>
-          <w:color w:val="000000" w:themeColor="text1"/>
-        </w:rPr>
-      </w:r>
-      <w:r>
-        <w:rPr>
-          <w:color w:val="000000" w:themeColor="text1"/>
-        </w:rPr>
-        <w:fldChar w:fldCharType="separate"/>
-      </w:r>
-      <w:r>
-        <w:rPr>
-          <w:rStyle w:val="af"/>
-          <w:rFonts w:hint="eastAsia"/>
-          <w:color w:val="000000" w:themeColor="text1"/>
-          <w:u w:val="none"/>
-          <w:lang w:eastAsia="zh-CN"/>
-        </w:rPr>
-        <w:t>魏忠钰</w:t>
-      </w:r>
-      <w:r>
-        <w:rPr>
-          <w:rStyle w:val="af"/>
-          <w:color w:val="000000" w:themeColor="text1"/>
-          <w:u w:val="none"/>
-          <w:lang w:eastAsia="zh-CN"/>
-        </w:rPr>
-        <w:fldChar w:fldCharType="end"/>
-      </w:r>
+      <w:hyperlink r:id="rId13" w:history="1">
+        <w:r>
+          <w:rPr>
+            <w:rStyle w:val="af"/>
+            <w:rFonts w:hint="eastAsia"/>
+            <w:color w:val="000000" w:themeColor="text1"/>
+            <w:u w:val="none"/>
+            <w:lang w:eastAsia="zh-CN"/>
+          </w:rPr>
+          <w:t>魏忠钰</w:t>
+        </w:r>
+      </w:hyperlink>
       <w:r>
         <w:rPr>
           <w:rStyle w:val="af"/>
@@ -1085,7 +1035,7 @@
           </mc:Choice>
           <mc:Fallback>
             <w:pict>
-              <v:group w14:anchorId="7D7ABC61" id="组合 23" o:spid="_x0000_s1026" style="width:530.65pt;height:.8pt;mso-position-horizontal-relative:char;mso-position-vertical-relative:line" coordsize="10613,16" o:gfxdata="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">
+              <v:group w14:anchorId="4F0B2D16" id="组合 23" o:spid="_x0000_s1026" style="width:530.65pt;height:.8pt;mso-position-horizontal-relative:char;mso-position-vertical-relative:line" coordsize="10613,16" o:gfxdata="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">
                 <v:line id="直线 24" o:spid="_x0000_s1027" style="position:absolute;visibility:visible;mso-wrap-style:square" from="0,8" to="10613,8" o:connectortype="straight" o:gfxdata="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" strokecolor="#404040" strokeweight=".27094mm"/>
                 <w10:anchorlock/>
               </v:group>
@@ -1100,7 +1050,6 @@
         <w:spacing w:line="300" w:lineRule="exact"/>
         <w:ind w:left="0"/>
         <w:rPr>
-          <w:rFonts w:hint="eastAsia"/>
           <w:lang w:eastAsia="zh-CN"/>
         </w:rPr>
       </w:pPr>
@@ -1199,21 +1148,12 @@
         </w:rPr>
         <w:t xml:space="preserve"> 2022</w:t>
       </w:r>
-      <w:proofErr w:type="gramStart"/>
-      <w:r>
-        <w:rPr>
-          <w:rFonts w:hint="eastAsia"/>
-          <w:lang w:eastAsia="zh-CN"/>
-        </w:rPr>
-        <w:t>一</w:t>
-      </w:r>
-      <w:proofErr w:type="gramEnd"/>
-      <w:r>
-        <w:rPr>
-          <w:rFonts w:hint="eastAsia"/>
-          <w:lang w:eastAsia="zh-CN"/>
-        </w:rPr>
-        <w:t>作在投</w:t>
+      <w:r>
+        <w:rPr>
+          <w:rFonts w:hint="eastAsia"/>
+          <w:lang w:eastAsia="zh-CN"/>
+        </w:rPr>
+        <w:t>一作在投</w:t>
       </w:r>
       <w:r>
         <w:rPr>
@@ -1309,7 +1249,6 @@
         <w:spacing w:line="300" w:lineRule="exact"/>
         <w:ind w:right="361"/>
         <w:rPr>
-          <w:rFonts w:hint="eastAsia"/>
           <w:lang w:eastAsia="zh-CN"/>
         </w:rPr>
       </w:pPr>
@@ -1325,14 +1264,7 @@
           <w:rFonts w:hint="eastAsia"/>
           <w:lang w:eastAsia="zh-CN"/>
         </w:rPr>
-        <w:t>采用多任务训练框架</w:t>
-      </w:r>
-      <w:r>
-        <w:rPr>
-          <w:rFonts w:hint="eastAsia"/>
-          <w:lang w:eastAsia="zh-CN"/>
-        </w:rPr>
-        <w:t>，</w:t>
+        <w:t>采用多任务训练框架，</w:t>
       </w:r>
       <w:r>
         <w:rPr>
@@ -1367,14 +1299,7 @@
           <w:rFonts w:hint="eastAsia"/>
           <w:lang w:eastAsia="zh-CN"/>
         </w:rPr>
-        <w:t>对</w:t>
-      </w:r>
-      <w:r>
-        <w:rPr>
-          <w:rFonts w:hint="eastAsia"/>
-          <w:lang w:eastAsia="zh-CN"/>
-        </w:rPr>
-        <w:t>对话双方进行交互式的分层建模</w:t>
+        <w:t>对对话双方进行交互式的分层建模</w:t>
       </w:r>
     </w:p>
     <w:p>
@@ -1401,23 +1326,7 @@
           <w:rFonts w:hint="eastAsia"/>
           <w:lang w:eastAsia="zh-CN"/>
         </w:rPr>
-        <w:t>在</w:t>
-      </w:r>
-      <w:proofErr w:type="spellStart"/>
-      <w:r>
-        <w:rPr>
-          <w:rFonts w:hint="eastAsia"/>
-          <w:lang w:eastAsia="zh-CN"/>
-        </w:rPr>
-        <w:t>ESConv</w:t>
-      </w:r>
-      <w:proofErr w:type="spellEnd"/>
-      <w:r>
-        <w:rPr>
-          <w:rFonts w:hint="eastAsia"/>
-          <w:lang w:eastAsia="zh-CN"/>
-        </w:rPr>
-        <w:t>数据集上的F</w:t>
+        <w:t>在ESConv数据集上的F</w:t>
       </w:r>
       <w:r>
         <w:rPr>
@@ -1503,62 +1412,20 @@
           <w:lang w:eastAsia="zh-CN"/>
         </w:rPr>
       </w:pPr>
-      <w:hyperlink r:id="rId12" w:history="1">
-        <w:r>
-          <w:rPr>
-            <w:rStyle w:val="af"/>
-            <w:rFonts w:hint="eastAsia"/>
-            <w:color w:val="auto"/>
-            <w:u w:val="none"/>
-            <w:lang w:eastAsia="zh-CN"/>
-          </w:rPr>
-          <w:t>复旦-</w:t>
-        </w:r>
-        <w:proofErr w:type="gramStart"/>
-        <w:r>
-          <w:rPr>
-            <w:rStyle w:val="af"/>
-            <w:rFonts w:hint="eastAsia"/>
-            <w:color w:val="auto"/>
-            <w:u w:val="none"/>
-            <w:lang w:eastAsia="zh-CN"/>
-          </w:rPr>
-          <w:t>中电金信</w:t>
-        </w:r>
-        <w:proofErr w:type="gramEnd"/>
-        <w:r>
-          <w:rPr>
-            <w:rStyle w:val="af"/>
-            <w:rFonts w:hint="eastAsia"/>
-            <w:color w:val="auto"/>
-            <w:u w:val="none"/>
-            <w:lang w:eastAsia="zh-CN"/>
-          </w:rPr>
-          <w:t>智能金融科技联合研究中心项目：</w:t>
-        </w:r>
-        <w:proofErr w:type="gramStart"/>
-        <w:r>
-          <w:rPr>
-            <w:rStyle w:val="af"/>
-            <w:rFonts w:hint="eastAsia"/>
-            <w:color w:val="auto"/>
-            <w:u w:val="none"/>
-            <w:lang w:eastAsia="zh-CN"/>
-          </w:rPr>
-          <w:t>中电金信</w:t>
-        </w:r>
-        <w:proofErr w:type="gramEnd"/>
-        <w:r>
-          <w:rPr>
-            <w:rStyle w:val="af"/>
-            <w:rFonts w:hint="eastAsia"/>
-            <w:color w:val="auto"/>
-            <w:u w:val="none"/>
-            <w:lang w:eastAsia="zh-CN"/>
-          </w:rPr>
-          <w:t>智能外呼</w:t>
-        </w:r>
-      </w:hyperlink>
+      <w:r>
+        <w:rPr>
+          <w:rFonts w:hint="eastAsia"/>
+          <w:lang w:eastAsia="zh-CN"/>
+        </w:rPr>
+        <w:t>复旦-中电金信智能金融科技联合研究中心项目：</w:t>
+      </w:r>
+      <w:r>
+        <w:rPr>
+          <w:rFonts w:hint="eastAsia"/>
+          <w:lang w:eastAsia="zh-CN"/>
+        </w:rPr>
+        <w:t>中电金信智能外呼</w:t>
+      </w:r>
       <w:r>
         <w:rPr>
           <w:lang w:eastAsia="zh-CN"/>
@@ -1706,23 +1573,7 @@
           <w:rFonts w:hint="eastAsia"/>
           <w:lang w:eastAsia="zh-CN"/>
         </w:rPr>
-        <w:t>助力传统客</w:t>
-      </w:r>
-      <w:proofErr w:type="gramStart"/>
-      <w:r>
-        <w:rPr>
-          <w:rFonts w:hint="eastAsia"/>
-          <w:lang w:eastAsia="zh-CN"/>
-        </w:rPr>
-        <w:t>服中心</w:t>
-      </w:r>
-      <w:proofErr w:type="gramEnd"/>
-      <w:r>
-        <w:rPr>
-          <w:rFonts w:hint="eastAsia"/>
-          <w:lang w:eastAsia="zh-CN"/>
-        </w:rPr>
-        <w:t>数字化转型的解决方案</w:t>
+        <w:t>助力传统客服中心数字化转型的解决方案</w:t>
       </w:r>
       <w:r>
         <w:rPr>
@@ -2075,23 +1926,7 @@
           <w:rFonts w:hint="eastAsia"/>
           <w:lang w:eastAsia="zh-CN"/>
         </w:rPr>
-        <w:t>推荐系统</w:t>
-      </w:r>
-      <w:proofErr w:type="gramStart"/>
-      <w:r>
-        <w:rPr>
-          <w:rFonts w:hint="eastAsia"/>
-          <w:lang w:eastAsia="zh-CN"/>
-        </w:rPr>
-        <w:t>前沿方法</w:t>
-      </w:r>
-      <w:proofErr w:type="gramEnd"/>
-      <w:r>
-        <w:rPr>
-          <w:rFonts w:hint="eastAsia"/>
-          <w:lang w:eastAsia="zh-CN"/>
-        </w:rPr>
-        <w:t>探索与实践</w:t>
+        <w:t>推荐系统前沿方法探索与实践</w:t>
       </w:r>
       <w:r>
         <w:rPr>
@@ -2264,15 +2099,7 @@
           <w:rFonts w:hint="eastAsia"/>
           <w:lang w:eastAsia="zh-CN"/>
         </w:rPr>
-        <w:t>在</w:t>
-      </w:r>
-      <w:proofErr w:type="spellStart"/>
-      <w:r>
-        <w:rPr>
-          <w:rFonts w:hint="eastAsia"/>
-          <w:lang w:eastAsia="zh-CN"/>
-        </w:rPr>
-        <w:t>M</w:t>
+        <w:t>在M</w:t>
       </w:r>
       <w:r>
         <w:rPr>
@@ -2280,7 +2107,6 @@
         </w:rPr>
         <w:t>ovieLens</w:t>
       </w:r>
-      <w:proofErr w:type="spellEnd"/>
       <w:r>
         <w:rPr>
           <w:rFonts w:hint="eastAsia"/>
@@ -2327,16 +2153,8 @@
         <w:rPr>
           <w:lang w:eastAsia="zh-CN"/>
         </w:rPr>
-        <w:t xml:space="preserve">, GMF, MLP, </w:t>
-      </w:r>
-      <w:proofErr w:type="spellStart"/>
-      <w:r>
-        <w:rPr>
-          <w:lang w:eastAsia="zh-CN"/>
-        </w:rPr>
-        <w:t>NeuMF</w:t>
-      </w:r>
-      <w:proofErr w:type="spellEnd"/>
+        <w:t>, GMF, MLP, NeuMF</w:t>
+      </w:r>
       <w:r>
         <w:rPr>
           <w:rFonts w:hint="eastAsia"/>
@@ -2463,7 +2281,7 @@
           <w:lang w:eastAsia="zh-CN"/>
         </w:rPr>
       </w:pPr>
-      <w:hyperlink r:id="rId13" w:tooltip="论文代码仓库" w:history="1">
+      <w:hyperlink r:id="rId14" w:tooltip="论文代码仓库" w:history="1">
         <w:r>
           <w:rPr>
             <w:rStyle w:val="af"/>
@@ -2632,23 +2450,7 @@
           <w:rFonts w:hint="eastAsia"/>
           <w:lang w:eastAsia="zh-CN"/>
         </w:rPr>
-        <w:t>关系位置编码的</w:t>
-      </w:r>
-      <w:proofErr w:type="gramStart"/>
-      <w:r>
-        <w:rPr>
-          <w:rFonts w:hint="eastAsia"/>
-          <w:lang w:eastAsia="zh-CN"/>
-        </w:rPr>
-        <w:t>图注意</w:t>
-      </w:r>
-      <w:proofErr w:type="gramEnd"/>
-      <w:r>
-        <w:rPr>
-          <w:rFonts w:hint="eastAsia"/>
-          <w:lang w:eastAsia="zh-CN"/>
-        </w:rPr>
-        <w:t>网络（RGAT）</w:t>
+        <w:t>关系位置编码的图注意网络（RGAT）</w:t>
       </w:r>
       <w:r>
         <w:rPr>
@@ -2969,7 +2771,6 @@
         </w:rPr>
         <w:t>担任项目队长，负责特征工程、</w:t>
       </w:r>
-      <w:proofErr w:type="spellStart"/>
       <w:r>
         <w:rPr>
           <w:rFonts w:hint="eastAsia"/>
@@ -2977,7 +2778,6 @@
         </w:rPr>
         <w:t>XGBoost</w:t>
       </w:r>
-      <w:proofErr w:type="spellEnd"/>
       <w:r>
         <w:rPr>
           <w:rFonts w:hint="eastAsia"/>
@@ -3128,7 +2928,7 @@
           </mc:Choice>
           <mc:Fallback>
             <w:pict>
-              <v:line w14:anchorId="0ABAF490" id="直线 5" o:spid="_x0000_s1026" style="position:absolute;left:0;text-align:left;z-index:251656192;visibility:visible;mso-wrap-style:square;mso-wrap-distance-left:9pt;mso-wrap-distance-top:0;mso-wrap-distance-right:9pt;mso-wrap-distance-bottom:0;mso-position-horizontal:absolute;mso-position-horizontal-relative:page;mso-position-vertical:absolute;mso-position-vertical-relative:text" from="32.15pt,24.1pt" to="562.8pt,24.1pt" o:gfxdata="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" strokecolor="#404040" strokeweight=".27094mm">
+              <v:line w14:anchorId="069617A3" id="直线 5" o:spid="_x0000_s1026" style="position:absolute;left:0;text-align:left;z-index:251656192;visibility:visible;mso-wrap-style:square;mso-wrap-distance-left:9pt;mso-wrap-distance-top:0;mso-wrap-distance-right:9pt;mso-wrap-distance-bottom:0;mso-position-horizontal:absolute;mso-position-horizontal-relative:page;mso-position-vertical:absolute;mso-position-vertical-relative:text" from="32.15pt,24.1pt" to="562.8pt,24.1pt" o:gfxdata="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" strokecolor="#404040" strokeweight=".27094mm">
                 <w10:wrap anchorx="page"/>
               </v:line>
             </w:pict>
@@ -3341,14 +3141,7 @@
           <w:rFonts w:hint="eastAsia"/>
           <w:lang w:eastAsia="zh-CN"/>
         </w:rPr>
-        <w:t>参与</w:t>
-      </w:r>
-      <w:r>
-        <w:rPr>
-          <w:rFonts w:hint="eastAsia"/>
-          <w:lang w:eastAsia="zh-CN"/>
-        </w:rPr>
-        <w:t>今日头条的推送业务，</w:t>
+        <w:t>参与今日头条的推送业务，</w:t>
       </w:r>
       <w:r>
         <w:rPr>
@@ -3371,21 +3164,12 @@
         </w:rPr>
         <w:t>、</w:t>
       </w:r>
-      <w:proofErr w:type="gramStart"/>
-      <w:r>
-        <w:rPr>
-          <w:rFonts w:hint="eastAsia"/>
-          <w:lang w:eastAsia="zh-CN"/>
-        </w:rPr>
-        <w:t>频控算法</w:t>
-      </w:r>
-      <w:proofErr w:type="gramEnd"/>
-      <w:r>
-        <w:rPr>
-          <w:rFonts w:hint="eastAsia"/>
-          <w:lang w:eastAsia="zh-CN"/>
-        </w:rPr>
-        <w:t>优化推送消息的点击率，进而直接增长</w:t>
+      <w:r>
+        <w:rPr>
+          <w:rFonts w:hint="eastAsia"/>
+          <w:lang w:eastAsia="zh-CN"/>
+        </w:rPr>
+        <w:t>频控算法优化推送消息的点击率，进而直接增长</w:t>
       </w:r>
       <w:r>
         <w:rPr>
@@ -3513,7 +3297,6 @@
         </w:numPr>
         <w:spacing w:line="300" w:lineRule="exact"/>
         <w:rPr>
-          <w:rFonts w:hint="eastAsia"/>
           <w:lang w:eastAsia="zh-CN"/>
         </w:rPr>
       </w:pPr>
@@ -3839,21 +3622,12 @@
         </w:rPr>
         <w:t>ython Scrapy</w:t>
       </w:r>
-      <w:proofErr w:type="gramStart"/>
-      <w:r>
-        <w:rPr>
-          <w:rFonts w:hint="eastAsia"/>
-          <w:lang w:eastAsia="zh-CN"/>
-        </w:rPr>
-        <w:t>爬取眼科</w:t>
-      </w:r>
-      <w:proofErr w:type="gramEnd"/>
-      <w:r>
-        <w:rPr>
-          <w:rFonts w:hint="eastAsia"/>
-          <w:lang w:eastAsia="zh-CN"/>
-        </w:rPr>
-        <w:t>疾病实体信息</w:t>
+      <w:r>
+        <w:rPr>
+          <w:rFonts w:hint="eastAsia"/>
+          <w:lang w:eastAsia="zh-CN"/>
+        </w:rPr>
+        <w:t>爬取眼科疾病实体信息</w:t>
       </w:r>
       <w:r>
         <w:rPr>
@@ -4073,7 +3847,7 @@
           </mc:Choice>
           <mc:Fallback>
             <w:pict>
-              <v:line w14:anchorId="73350244" id="直线 5" o:spid="_x0000_s1026" style="position:absolute;left:0;text-align:left;z-index:251658240;visibility:visible;mso-wrap-style:square;mso-wrap-distance-left:9pt;mso-wrap-distance-top:0;mso-wrap-distance-right:9pt;mso-wrap-distance-bottom:0;mso-position-horizontal:absolute;mso-position-horizontal-relative:page;mso-position-vertical:absolute;mso-position-vertical-relative:text" from="32.15pt,24.95pt" to="562.8pt,24.95pt" o:gfxdata="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" strokecolor="#404040" strokeweight=".27094mm">
+              <v:line w14:anchorId="4DD077E9" id="直线 5" o:spid="_x0000_s1026" style="position:absolute;left:0;text-align:left;z-index:251658240;visibility:visible;mso-wrap-style:square;mso-wrap-distance-left:9pt;mso-wrap-distance-top:0;mso-wrap-distance-right:9pt;mso-wrap-distance-bottom:0;mso-position-horizontal:absolute;mso-position-horizontal-relative:page;mso-position-vertical:absolute;mso-position-vertical-relative:text" from="32.15pt,24.95pt" to="562.8pt,24.95pt" o:gfxdata="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" strokecolor="#404040" strokeweight=".27094mm">
                 <w10:wrap anchorx="page"/>
               </v:line>
             </w:pict>
@@ -5265,6 +5039,7 @@
   <w:style w:type="character" w:default="1" w:styleId="a0">
     <w:name w:val="Default Paragraph Font"/>
     <w:uiPriority w:val="1"/>
+    <w:semiHidden/>
     <w:unhideWhenUsed/>
   </w:style>
   <w:style w:type="table" w:default="1" w:styleId="a1">
@@ -5727,6 +5502,10 @@
 </file>
 
 <file path=customXml/item1.xml><?xml version="1.0" encoding="utf-8"?>
+<b:Sources xmlns:b="http://schemas.openxmlformats.org/officeDocument/2006/bibliography" xmlns="http://schemas.openxmlformats.org/officeDocument/2006/bibliography" SelectedStyle="\APASixthEditionOfficeOnline.xsl" StyleName="APA" Version="6"/>
+</file>
+
+<file path=customXml/item2.xml><?xml version="1.0" encoding="utf-8"?>
 <s:customData xmlns="http://www.wps.cn/officeDocument/2013/wpsCustomData" xmlns:s="http://www.wps.cn/officeDocument/2013/wpsCustomData">
   <customSectProps>
     <customSectPr/>
@@ -5737,22 +5516,18 @@
 </s:customData>
 </file>
 
-<file path=customXml/item2.xml><?xml version="1.0" encoding="utf-8"?>
-<b:Sources xmlns:b="http://schemas.openxmlformats.org/officeDocument/2006/bibliography" xmlns="http://schemas.openxmlformats.org/officeDocument/2006/bibliography" SelectedStyle="\APASixthEditionOfficeOnline.xsl" StyleName="APA" Version="6"/>
+<file path=customXml/itemProps1.xml><?xml version="1.0" encoding="utf-8"?>
+<ds:datastoreItem xmlns:ds="http://schemas.openxmlformats.org/officeDocument/2006/customXml" ds:itemID="{FC99839F-81D1-4D50-A7D7-34562E48756D}">
+  <ds:schemaRefs>
+    <ds:schemaRef ds:uri="http://schemas.openxmlformats.org/officeDocument/2006/bibliography"/>
+  </ds:schemaRefs>
+</ds:datastoreItem>
 </file>
 
-<file path=customXml/itemProps1.xml><?xml version="1.0" encoding="utf-8"?>
+<file path=customXml/itemProps2.xml><?xml version="1.0" encoding="utf-8"?>
 <ds:datastoreItem xmlns:ds="http://schemas.openxmlformats.org/officeDocument/2006/customXml" ds:itemID="{B1977F7D-205B-4081-913C-38D41E755F92}">
   <ds:schemaRefs>
     <ds:schemaRef ds:uri="http://www.wps.cn/officeDocument/2013/wpsCustomData"/>
   </ds:schemaRefs>
 </ds:datastoreItem>
-</file>
-
-<file path=customXml/itemProps2.xml><?xml version="1.0" encoding="utf-8"?>
-<ds:datastoreItem xmlns:ds="http://schemas.openxmlformats.org/officeDocument/2006/customXml" ds:itemID="{FC99839F-81D1-4D50-A7D7-34562E48756D}">
-  <ds:schemaRefs>
-    <ds:schemaRef ds:uri="http://schemas.openxmlformats.org/officeDocument/2006/bibliography"/>
-  </ds:schemaRefs>
-</ds:datastoreItem>
 </file>